--- a/research/contents-plan.docx
+++ b/research/contents-plan.docx
@@ -32,7 +32,7 @@
         <w:jc w:val="left"/>
       </w:pPr>
       <w:r>
-        <w:t>Козырев Никита Алексеевич, группа S-612. Специалитет, 26.05.05 Судовождение.</w:t>
+        <w:t>Козырев Никита Алексеевич, группа С-612. Специалитет, 26.05.05 Судовождение.</w:t>
       </w:r>
     </w:p>
     <w:p>
